--- a/templates/Đề nghị tạm ứng.docx
+++ b/templates/Đề nghị tạm ứng.docx
@@ -36,8 +36,8 @@
     <w:tbl>
       <w:tblPr>
         <w:tblStyle w:val="4"/>
-        <w:tblW w:w="10490" w:type="dxa"/>
-        <w:tblInd w:w="-176" w:type="dxa"/>
+        <w:tblW w:w="9640" w:type="dxa"/>
+        <w:jc w:val="center"/>
         <w:tblLayout w:type="fixed"/>
         <w:tblCellMar>
           <w:top w:w="0" w:type="dxa"/>
@@ -47,12 +47,8 @@
         </w:tblCellMar>
       </w:tblPr>
       <w:tblGrid>
-        <w:gridCol w:w="2411"/>
-        <w:gridCol w:w="1134"/>
-        <w:gridCol w:w="1417"/>
-        <w:gridCol w:w="2835"/>
-        <w:gridCol w:w="2403"/>
-        <w:gridCol w:w="290"/>
+        <w:gridCol w:w="3686"/>
+        <w:gridCol w:w="5954"/>
       </w:tblGrid>
       <w:tr>
         <w:tblPrEx>
@@ -64,37 +60,47 @@
           </w:tblCellMar>
         </w:tblPrEx>
         <w:trPr>
-          <w:gridAfter w:val="1"/>
-          <w:wAfter w:w="290" w:type="dxa"/>
+          <w:jc w:val="center"/>
         </w:trPr>
         <w:tc>
           <w:tcPr>
-            <w:tcW w:w="3545" w:type="dxa"/>
-            <w:gridSpan w:val="2"/>
+            <w:tcW w:w="3686" w:type="dxa"/>
             <w:noWrap w:val="0"/>
             <w:vAlign w:val="top"/>
           </w:tcPr>
           <w:p>
             <w:pPr>
-              <w:spacing w:line="312" w:lineRule="auto"/>
-              <w:ind w:left="142"/>
-              <w:jc w:val="both"/>
-            </w:pPr>
-            <w:r>
-              <w:t xml:space="preserve">Họ tên </w:t>
+              <w:tabs>
+                <w:tab w:val="left" w:pos="630"/>
+                <w:tab w:val="left" w:pos="6840"/>
+                <w:tab w:val="left" w:pos="7200"/>
+                <w:tab w:val="left" w:pos="9450"/>
+              </w:tabs>
+              <w:spacing w:line="360" w:lineRule="auto"/>
+              <w:rPr>
+                <w:lang w:val="fr-FR"/>
+              </w:rPr>
+            </w:pPr>
+            <w:r>
+              <w:t>Họ tên người ĐN thanh toán</w:t>
             </w:r>
           </w:p>
         </w:tc>
         <w:tc>
           <w:tcPr>
-            <w:tcW w:w="6655" w:type="dxa"/>
-            <w:gridSpan w:val="3"/>
+            <w:tcW w:w="5954" w:type="dxa"/>
             <w:noWrap w:val="0"/>
             <w:vAlign w:val="top"/>
           </w:tcPr>
           <w:p>
             <w:pPr>
-              <w:spacing w:line="312" w:lineRule="auto"/>
+              <w:tabs>
+                <w:tab w:val="left" w:pos="630"/>
+                <w:tab w:val="left" w:pos="6840"/>
+                <w:tab w:val="left" w:pos="7200"/>
+                <w:tab w:val="left" w:pos="9450"/>
+              </w:tabs>
+              <w:spacing w:line="360" w:lineRule="auto"/>
               <w:rPr>
                 <w:rFonts w:hint="default" w:ascii="Times New Roman" w:hAnsi="Times New Roman" w:cs="Times New Roman"/>
               </w:rPr>
@@ -133,50 +139,53 @@
           </w:tblCellMar>
         </w:tblPrEx>
         <w:trPr>
-          <w:gridAfter w:val="1"/>
-          <w:wAfter w:w="290" w:type="dxa"/>
+          <w:jc w:val="center"/>
         </w:trPr>
         <w:tc>
           <w:tcPr>
-            <w:tcW w:w="3545" w:type="dxa"/>
-            <w:gridSpan w:val="2"/>
+            <w:tcW w:w="3686" w:type="dxa"/>
             <w:noWrap w:val="0"/>
             <w:vAlign w:val="top"/>
           </w:tcPr>
           <w:p>
             <w:pPr>
-              <w:spacing w:line="312" w:lineRule="auto"/>
-              <w:ind w:left="142"/>
-              <w:jc w:val="both"/>
-              <w:rPr>
-                <w:lang w:val="fr-FR"/>
-              </w:rPr>
-            </w:pPr>
-            <w:r>
-              <w:rPr>
-                <w:lang w:val="fr-FR"/>
-              </w:rPr>
-              <w:t xml:space="preserve">Bộ phận </w:t>
+              <w:tabs>
+                <w:tab w:val="left" w:pos="630"/>
+              </w:tabs>
+              <w:spacing w:line="360" w:lineRule="auto"/>
+              <w:rPr>
+                <w:lang w:val="fr-FR"/>
+              </w:rPr>
+            </w:pPr>
+            <w:r>
+              <w:rPr>
+                <w:lang w:val="fr-FR"/>
+              </w:rPr>
+              <w:t xml:space="preserve">Đơn vị </w:t>
             </w:r>
           </w:p>
         </w:tc>
         <w:tc>
           <w:tcPr>
-            <w:tcW w:w="6655" w:type="dxa"/>
-            <w:gridSpan w:val="3"/>
+            <w:tcW w:w="5954" w:type="dxa"/>
             <w:noWrap w:val="0"/>
             <w:vAlign w:val="top"/>
           </w:tcPr>
           <w:p>
             <w:pPr>
-              <w:spacing w:line="312" w:lineRule="auto"/>
-              <w:rPr>
-                <w:rFonts w:hint="default" w:ascii="Times New Roman" w:hAnsi="Times New Roman" w:cs="Times New Roman"/>
-              </w:rPr>
-            </w:pPr>
-            <w:r>
-              <w:rPr>
-                <w:rFonts w:hint="default" w:ascii="Times New Roman" w:hAnsi="Times New Roman" w:cs="Times New Roman"/>
+              <w:tabs>
+                <w:tab w:val="left" w:pos="630"/>
+              </w:tabs>
+              <w:spacing w:line="360" w:lineRule="auto"/>
+              <w:rPr>
+                <w:rFonts w:hint="default" w:ascii="Times New Roman" w:hAnsi="Times New Roman" w:cs="Times New Roman"/>
+                <w:lang w:val="fr-FR"/>
+              </w:rPr>
+            </w:pPr>
+            <w:r>
+              <w:rPr>
+                <w:rFonts w:hint="default" w:ascii="Times New Roman" w:hAnsi="Times New Roman" w:cs="Times New Roman"/>
+                <w:lang w:val="fr-FR"/>
               </w:rPr>
               <w:t>:</w:t>
             </w:r>
@@ -208,43 +217,38 @@
           </w:tblCellMar>
         </w:tblPrEx>
         <w:trPr>
-          <w:gridAfter w:val="1"/>
-          <w:wAfter w:w="290" w:type="dxa"/>
+          <w:jc w:val="center"/>
         </w:trPr>
         <w:tc>
           <w:tcPr>
-            <w:tcW w:w="3545" w:type="dxa"/>
-            <w:gridSpan w:val="2"/>
+            <w:tcW w:w="3686" w:type="dxa"/>
             <w:noWrap w:val="0"/>
             <w:vAlign w:val="top"/>
           </w:tcPr>
           <w:p>
             <w:pPr>
-              <w:spacing w:line="312" w:lineRule="auto"/>
-              <w:ind w:left="142"/>
-              <w:jc w:val="both"/>
-              <w:rPr>
-                <w:lang w:val="fr-FR"/>
-              </w:rPr>
-            </w:pPr>
-            <w:r>
-              <w:rPr>
-                <w:lang w:val="vi-VN"/>
-              </w:rPr>
-              <w:t>Xin tạm ứng số tiền</w:t>
+              <w:tabs>
+                <w:tab w:val="left" w:pos="630"/>
+              </w:tabs>
+              <w:spacing w:line="360" w:lineRule="auto"/>
+            </w:pPr>
+            <w:r>
+              <w:t>Đề nghị thanh toán số tiền</w:t>
             </w:r>
           </w:p>
         </w:tc>
         <w:tc>
           <w:tcPr>
-            <w:tcW w:w="6655" w:type="dxa"/>
-            <w:gridSpan w:val="3"/>
+            <w:tcW w:w="5954" w:type="dxa"/>
             <w:noWrap w:val="0"/>
             <w:vAlign w:val="top"/>
           </w:tcPr>
           <w:p>
             <w:pPr>
-              <w:spacing w:line="312" w:lineRule="auto"/>
+              <w:tabs>
+                <w:tab w:val="left" w:pos="630"/>
+              </w:tabs>
+              <w:spacing w:line="360" w:lineRule="auto"/>
               <w:rPr>
                 <w:rFonts w:hint="default" w:ascii="Times New Roman" w:hAnsi="Times New Roman" w:cs="Times New Roman"/>
                 <w:lang w:val="en-US"/>
@@ -253,7 +257,6 @@
             <w:r>
               <w:rPr>
                 <w:rFonts w:hint="default" w:ascii="Times New Roman" w:hAnsi="Times New Roman" w:cs="Times New Roman"/>
-                <w:lang w:val="fr-FR"/>
               </w:rPr>
               <w:t>:</w:t>
             </w:r>
@@ -305,24 +308,22 @@
           </w:tblCellMar>
         </w:tblPrEx>
         <w:trPr>
-          <w:gridAfter w:val="1"/>
-          <w:wAfter w:w="290" w:type="dxa"/>
+          <w:trHeight w:val="396" w:hRule="atLeast"/>
+          <w:jc w:val="center"/>
         </w:trPr>
         <w:tc>
           <w:tcPr>
-            <w:tcW w:w="3545" w:type="dxa"/>
-            <w:gridSpan w:val="2"/>
+            <w:tcW w:w="3686" w:type="dxa"/>
             <w:noWrap w:val="0"/>
             <w:vAlign w:val="top"/>
           </w:tcPr>
           <w:p>
             <w:pPr>
               <w:tabs>
+                <w:tab w:val="left" w:pos="630"/>
                 <w:tab w:val="left" w:pos="2835"/>
               </w:tabs>
-              <w:spacing w:line="312" w:lineRule="auto"/>
-              <w:ind w:left="142"/>
-              <w:jc w:val="both"/>
+              <w:spacing w:line="360" w:lineRule="auto"/>
               <w:rPr>
                 <w:lang w:val="fr-FR"/>
               </w:rPr>
@@ -337,14 +338,17 @@
         </w:tc>
         <w:tc>
           <w:tcPr>
-            <w:tcW w:w="6655" w:type="dxa"/>
-            <w:gridSpan w:val="3"/>
+            <w:tcW w:w="5954" w:type="dxa"/>
             <w:noWrap w:val="0"/>
             <w:vAlign w:val="top"/>
           </w:tcPr>
           <w:p>
             <w:pPr>
-              <w:spacing w:line="312" w:lineRule="auto"/>
+              <w:tabs>
+                <w:tab w:val="left" w:pos="630"/>
+                <w:tab w:val="left" w:pos="2835"/>
+              </w:tabs>
+              <w:spacing w:line="360" w:lineRule="auto"/>
               <w:rPr>
                 <w:rFonts w:hint="default" w:ascii="Times New Roman" w:hAnsi="Times New Roman" w:cs="Times New Roman"/>
                 <w:lang w:val="fr-FR"/>
@@ -385,44 +389,45 @@
           </w:tblCellMar>
         </w:tblPrEx>
         <w:trPr>
-          <w:gridAfter w:val="1"/>
-          <w:wAfter w:w="290" w:type="dxa"/>
-          <w:trHeight w:val="375" w:hRule="atLeast"/>
+          <w:trHeight w:val="468" w:hRule="atLeast"/>
+          <w:jc w:val="center"/>
         </w:trPr>
         <w:tc>
           <w:tcPr>
-            <w:tcW w:w="3545" w:type="dxa"/>
-            <w:gridSpan w:val="2"/>
+            <w:tcW w:w="3686" w:type="dxa"/>
             <w:noWrap w:val="0"/>
             <w:vAlign w:val="top"/>
           </w:tcPr>
           <w:p>
             <w:pPr>
-              <w:spacing w:line="312" w:lineRule="auto"/>
-              <w:ind w:left="142"/>
-              <w:jc w:val="both"/>
-              <w:rPr>
-                <w:lang w:val="fr-FR"/>
-              </w:rPr>
-            </w:pPr>
-            <w:r>
-              <w:rPr>
-                <w:lang w:val="vi-VN"/>
-              </w:rPr>
-              <w:t>Lý do tạm ứng</w:t>
+              <w:tabs>
+                <w:tab w:val="left" w:pos="630"/>
+              </w:tabs>
+              <w:spacing w:line="360" w:lineRule="auto"/>
+              <w:rPr>
+                <w:lang w:val="fr-FR"/>
+              </w:rPr>
+            </w:pPr>
+            <w:r>
+              <w:rPr>
+                <w:lang w:val="fr-FR"/>
+              </w:rPr>
+              <w:t xml:space="preserve">Lý do thanh toán </w:t>
             </w:r>
           </w:p>
         </w:tc>
         <w:tc>
           <w:tcPr>
-            <w:tcW w:w="6655" w:type="dxa"/>
-            <w:gridSpan w:val="3"/>
+            <w:tcW w:w="5954" w:type="dxa"/>
             <w:noWrap w:val="0"/>
             <w:vAlign w:val="top"/>
           </w:tcPr>
           <w:p>
             <w:pPr>
-              <w:spacing w:line="312" w:lineRule="auto"/>
+              <w:tabs>
+                <w:tab w:val="left" w:pos="630"/>
+              </w:tabs>
+              <w:spacing w:line="360" w:lineRule="auto"/>
               <w:rPr>
                 <w:rFonts w:hint="default" w:ascii="Times New Roman" w:hAnsi="Times New Roman" w:cs="Times New Roman"/>
                 <w:lang w:val="fr-FR"/>
@@ -463,44 +468,44 @@
           </w:tblCellMar>
         </w:tblPrEx>
         <w:trPr>
-          <w:gridAfter w:val="1"/>
-          <w:wAfter w:w="290" w:type="dxa"/>
-          <w:trHeight w:val="400" w:hRule="atLeast"/>
+          <w:jc w:val="center"/>
         </w:trPr>
         <w:tc>
           <w:tcPr>
-            <w:tcW w:w="3545" w:type="dxa"/>
-            <w:gridSpan w:val="2"/>
+            <w:tcW w:w="3686" w:type="dxa"/>
             <w:noWrap w:val="0"/>
             <w:vAlign w:val="top"/>
           </w:tcPr>
           <w:p>
             <w:pPr>
-              <w:spacing w:line="312" w:lineRule="auto"/>
-              <w:ind w:left="142"/>
-              <w:jc w:val="both"/>
-              <w:rPr>
-                <w:lang w:val="vi-VN"/>
-              </w:rPr>
-            </w:pPr>
-            <w:r>
-              <w:rPr>
-                <w:lang w:val="vi-VN"/>
-              </w:rPr>
-              <w:t>Hình thức tạm ứng</w:t>
+              <w:tabs>
+                <w:tab w:val="left" w:pos="630"/>
+              </w:tabs>
+              <w:spacing w:line="360" w:lineRule="auto"/>
+              <w:rPr>
+                <w:lang w:val="fr-FR"/>
+              </w:rPr>
+            </w:pPr>
+            <w:r>
+              <w:rPr>
+                <w:lang w:val="fr-FR"/>
+              </w:rPr>
+              <w:t>Hình thức thanh toán</w:t>
             </w:r>
           </w:p>
         </w:tc>
         <w:tc>
           <w:tcPr>
-            <w:tcW w:w="6655" w:type="dxa"/>
-            <w:gridSpan w:val="3"/>
+            <w:tcW w:w="5954" w:type="dxa"/>
             <w:noWrap w:val="0"/>
             <w:vAlign w:val="top"/>
           </w:tcPr>
           <w:p>
             <w:pPr>
-              <w:spacing w:line="312" w:lineRule="auto"/>
+              <w:tabs>
+                <w:tab w:val="left" w:pos="630"/>
+              </w:tabs>
+              <w:spacing w:line="360" w:lineRule="auto"/>
               <w:rPr>
                 <w:rFonts w:hint="default" w:ascii="Times New Roman" w:hAnsi="Times New Roman" w:cs="Times New Roman"/>
                 <w:lang w:val="fr-FR"/>
@@ -541,24 +546,23 @@
           </w:tblCellMar>
         </w:tblPrEx>
         <w:trPr>
-          <w:gridAfter w:val="1"/>
-          <w:wAfter w:w="290" w:type="dxa"/>
-          <w:trHeight w:val="1087" w:hRule="atLeast"/>
+          <w:jc w:val="center"/>
         </w:trPr>
         <w:tc>
           <w:tcPr>
-            <w:tcW w:w="3545" w:type="dxa"/>
-            <w:gridSpan w:val="2"/>
+            <w:tcW w:w="3686" w:type="dxa"/>
+            <w:shd w:val="clear" w:color="auto" w:fill="auto"/>
             <w:noWrap w:val="0"/>
             <w:vAlign w:val="top"/>
           </w:tcPr>
           <w:p>
             <w:pPr>
               <w:spacing w:line="312" w:lineRule="auto"/>
-              <w:ind w:left="180"/>
-              <w:jc w:val="both"/>
-              <w:rPr>
-                <w:lang w:val="fr-FR"/>
+              <w:rPr>
+                <w:rFonts w:ascii="Times New Roman" w:hAnsi="Times New Roman" w:eastAsia="Times New Roman" w:cs="Times New Roman"/>
+                <w:sz w:val="24"/>
+                <w:szCs w:val="24"/>
+                <w:lang w:val="fr-FR" w:eastAsia="en-US" w:bidi="ar-SA"/>
               </w:rPr>
             </w:pPr>
             <w:r>
@@ -566,58 +570,33 @@
                 <w:lang w:val="fr-FR"/>
               </w:rPr>
               <w:t xml:space="preserve">Tên đơn vị thụ hưởng </w:t>
-            </w:r>
-          </w:p>
-          <w:p>
-            <w:pPr>
-              <w:spacing w:line="312" w:lineRule="auto"/>
-              <w:ind w:left="180"/>
-              <w:jc w:val="both"/>
-              <w:rPr>
-                <w:lang w:val="fr-FR"/>
-              </w:rPr>
-            </w:pPr>
-            <w:r>
-              <w:rPr>
-                <w:lang w:val="fr-FR"/>
-              </w:rPr>
-              <w:t>Số tài khoản</w:t>
-            </w:r>
-          </w:p>
-          <w:p>
-            <w:pPr>
-              <w:spacing w:line="312" w:lineRule="auto"/>
-              <w:ind w:left="180"/>
-              <w:jc w:val="both"/>
-              <w:rPr>
-                <w:lang w:val="fr-FR"/>
-              </w:rPr>
-            </w:pPr>
-            <w:r>
-              <w:rPr>
-                <w:lang w:val="fr-FR"/>
-              </w:rPr>
-              <w:t>Tại ngân hàng</w:t>
             </w:r>
           </w:p>
         </w:tc>
         <w:tc>
           <w:tcPr>
-            <w:tcW w:w="6655" w:type="dxa"/>
-            <w:gridSpan w:val="3"/>
+            <w:tcW w:w="5954" w:type="dxa"/>
+            <w:shd w:val="clear" w:color="auto" w:fill="auto"/>
             <w:noWrap w:val="0"/>
             <w:vAlign w:val="top"/>
           </w:tcPr>
           <w:p>
             <w:pPr>
-              <w:spacing w:line="312" w:lineRule="auto"/>
-              <w:rPr>
-                <w:rFonts w:hint="default" w:ascii="Times New Roman" w:hAnsi="Times New Roman" w:cs="Times New Roman"/>
-              </w:rPr>
-            </w:pPr>
-            <w:r>
-              <w:rPr>
-                <w:rFonts w:hint="default" w:ascii="Times New Roman" w:hAnsi="Times New Roman" w:cs="Times New Roman"/>
+              <w:tabs>
+                <w:tab w:val="left" w:pos="630"/>
+              </w:tabs>
+              <w:spacing w:line="360" w:lineRule="auto"/>
+              <w:rPr>
+                <w:rFonts w:hint="default" w:ascii="Times New Roman" w:hAnsi="Times New Roman" w:eastAsia="Times New Roman" w:cs="Times New Roman"/>
+                <w:sz w:val="24"/>
+                <w:szCs w:val="24"/>
+                <w:lang w:val="fr-FR" w:eastAsia="en-US" w:bidi="ar-SA"/>
+              </w:rPr>
+            </w:pPr>
+            <w:r>
+              <w:rPr>
+                <w:rFonts w:hint="default" w:ascii="Times New Roman" w:hAnsi="Times New Roman" w:cs="Times New Roman"/>
+                <w:lang w:val="fr-FR"/>
               </w:rPr>
               <w:t>:</w:t>
             </w:r>
@@ -635,64 +614,6 @@
                 <w:szCs w:val="24"/>
               </w:rPr>
               <w:t>{ten_cong_ty}</w:t>
-            </w:r>
-          </w:p>
-          <w:p>
-            <w:pPr>
-              <w:spacing w:line="312" w:lineRule="auto"/>
-              <w:rPr>
-                <w:rFonts w:hint="default" w:ascii="Times New Roman" w:hAnsi="Times New Roman" w:cs="Times New Roman"/>
-              </w:rPr>
-            </w:pPr>
-            <w:r>
-              <w:rPr>
-                <w:rFonts w:hint="default" w:ascii="Times New Roman" w:hAnsi="Times New Roman" w:cs="Times New Roman"/>
-              </w:rPr>
-              <w:t>:</w:t>
-            </w:r>
-            <w:r>
-              <w:rPr>
-                <w:rFonts w:hint="default" w:ascii="Times New Roman" w:hAnsi="Times New Roman" w:cs="Times New Roman"/>
-                <w:lang w:val="en-US"/>
-              </w:rPr>
-              <w:t xml:space="preserve"> </w:t>
-            </w:r>
-            <w:r>
-              <w:rPr>
-                <w:rFonts w:hint="default" w:ascii="Times New Roman" w:hAnsi="Times New Roman" w:eastAsia="SimSun" w:cs="Times New Roman"/>
-                <w:sz w:val="24"/>
-                <w:szCs w:val="24"/>
-              </w:rPr>
-              <w:t>{so_tai_khoan}</w:t>
-            </w:r>
-          </w:p>
-          <w:p>
-            <w:pPr>
-              <w:spacing w:line="312" w:lineRule="auto"/>
-              <w:rPr>
-                <w:rFonts w:hint="default" w:ascii="Times New Roman" w:hAnsi="Times New Roman" w:cs="Times New Roman"/>
-              </w:rPr>
-            </w:pPr>
-            <w:r>
-              <w:rPr>
-                <w:rFonts w:hint="default" w:ascii="Times New Roman" w:hAnsi="Times New Roman" w:cs="Times New Roman"/>
-              </w:rPr>
-              <w:t>:</w:t>
-            </w:r>
-            <w:r>
-              <w:rPr>
-                <w:rFonts w:hint="default" w:ascii="Times New Roman" w:hAnsi="Times New Roman" w:cs="Times New Roman"/>
-                <w:lang w:val="en-US"/>
-              </w:rPr>
-              <w:t xml:space="preserve"> </w:t>
-            </w:r>
-            <w:r>
-              <w:rPr>
-                <w:rFonts w:hint="default" w:ascii="Times New Roman" w:hAnsi="Times New Roman" w:eastAsia="SimSun" w:cs="Times New Roman"/>
-                <w:sz w:val="24"/>
-                <w:szCs w:val="24"/>
-              </w:rPr>
-              <w:t>{ten_ngan_hang}</w:t>
             </w:r>
           </w:p>
         </w:tc>
@@ -707,13 +628,161 @@
           </w:tblCellMar>
         </w:tblPrEx>
         <w:trPr>
-          <w:gridAfter w:val="1"/>
-          <w:wAfter w:w="290" w:type="dxa"/>
+          <w:jc w:val="center"/>
         </w:trPr>
         <w:tc>
           <w:tcPr>
-            <w:tcW w:w="3545" w:type="dxa"/>
-            <w:gridSpan w:val="2"/>
+            <w:tcW w:w="3686" w:type="dxa"/>
+            <w:noWrap w:val="0"/>
+            <w:vAlign w:val="top"/>
+          </w:tcPr>
+          <w:p>
+            <w:pPr>
+              <w:spacing w:line="312" w:lineRule="auto"/>
+              <w:rPr>
+                <w:lang w:val="fr-FR"/>
+              </w:rPr>
+            </w:pPr>
+            <w:r>
+              <w:rPr>
+                <w:lang w:val="fr-FR"/>
+              </w:rPr>
+              <w:t>Số tài khoản</w:t>
+            </w:r>
+          </w:p>
+        </w:tc>
+        <w:tc>
+          <w:tcPr>
+            <w:tcW w:w="5954" w:type="dxa"/>
+            <w:noWrap w:val="0"/>
+            <w:vAlign w:val="top"/>
+          </w:tcPr>
+          <w:p>
+            <w:pPr>
+              <w:tabs>
+                <w:tab w:val="left" w:pos="630"/>
+              </w:tabs>
+              <w:spacing w:line="360" w:lineRule="auto"/>
+              <w:rPr>
+                <w:rFonts w:hint="default" w:ascii="Times New Roman" w:hAnsi="Times New Roman" w:cs="Times New Roman"/>
+                <w:lang w:val="fr-FR"/>
+              </w:rPr>
+            </w:pPr>
+            <w:r>
+              <w:rPr>
+                <w:rFonts w:hint="default" w:ascii="Times New Roman" w:hAnsi="Times New Roman" w:cs="Times New Roman"/>
+                <w:lang w:val="fr-FR"/>
+              </w:rPr>
+              <w:t>:</w:t>
+            </w:r>
+            <w:r>
+              <w:rPr>
+                <w:rFonts w:hint="default" w:ascii="Times New Roman" w:hAnsi="Times New Roman" w:cs="Times New Roman"/>
+                <w:lang w:val="en-US"/>
+              </w:rPr>
+              <w:t xml:space="preserve"> </w:t>
+            </w:r>
+            <w:r>
+              <w:rPr>
+                <w:rFonts w:hint="default" w:ascii="Times New Roman" w:hAnsi="Times New Roman" w:eastAsia="SimSun" w:cs="Times New Roman"/>
+                <w:sz w:val="24"/>
+                <w:szCs w:val="24"/>
+              </w:rPr>
+              <w:t>{so_tai_khoan}</w:t>
+            </w:r>
+          </w:p>
+        </w:tc>
+      </w:tr>
+      <w:tr>
+        <w:tblPrEx>
+          <w:tblCellMar>
+            <w:top w:w="0" w:type="dxa"/>
+            <w:left w:w="108" w:type="dxa"/>
+            <w:bottom w:w="0" w:type="dxa"/>
+            <w:right w:w="108" w:type="dxa"/>
+          </w:tblCellMar>
+        </w:tblPrEx>
+        <w:trPr>
+          <w:jc w:val="center"/>
+        </w:trPr>
+        <w:tc>
+          <w:tcPr>
+            <w:tcW w:w="3686" w:type="dxa"/>
+            <w:noWrap w:val="0"/>
+            <w:vAlign w:val="top"/>
+          </w:tcPr>
+          <w:p>
+            <w:pPr>
+              <w:spacing w:line="312" w:lineRule="auto"/>
+              <w:rPr>
+                <w:lang w:val="fr-FR"/>
+              </w:rPr>
+            </w:pPr>
+            <w:r>
+              <w:rPr>
+                <w:lang w:val="fr-FR"/>
+              </w:rPr>
+              <w:t>Tại ngân hàng</w:t>
+            </w:r>
+          </w:p>
+        </w:tc>
+        <w:tc>
+          <w:tcPr>
+            <w:tcW w:w="5954" w:type="dxa"/>
+            <w:noWrap w:val="0"/>
+            <w:vAlign w:val="top"/>
+          </w:tcPr>
+          <w:p>
+            <w:pPr>
+              <w:tabs>
+                <w:tab w:val="left" w:pos="630"/>
+              </w:tabs>
+              <w:spacing w:line="360" w:lineRule="auto"/>
+              <w:rPr>
+                <w:rFonts w:hint="default" w:ascii="Times New Roman" w:hAnsi="Times New Roman" w:cs="Times New Roman"/>
+                <w:lang w:val="fr-FR"/>
+              </w:rPr>
+            </w:pPr>
+            <w:r>
+              <w:rPr>
+                <w:rFonts w:hint="default" w:ascii="Times New Roman" w:hAnsi="Times New Roman" w:cs="Times New Roman"/>
+                <w:lang w:val="fr-FR"/>
+              </w:rPr>
+              <w:t>:</w:t>
+            </w:r>
+            <w:r>
+              <w:rPr>
+                <w:rFonts w:hint="default" w:ascii="Times New Roman" w:hAnsi="Times New Roman" w:cs="Times New Roman"/>
+                <w:lang w:val="en-US"/>
+              </w:rPr>
+              <w:t xml:space="preserve"> </w:t>
+            </w:r>
+            <w:r>
+              <w:rPr>
+                <w:rFonts w:hint="default" w:ascii="Times New Roman" w:hAnsi="Times New Roman" w:eastAsia="SimSun" w:cs="Times New Roman"/>
+                <w:sz w:val="24"/>
+                <w:szCs w:val="24"/>
+              </w:rPr>
+              <w:t>{ten_ngan_hang}</w:t>
+            </w:r>
+          </w:p>
+        </w:tc>
+      </w:tr>
+      <w:tr>
+        <w:tblPrEx>
+          <w:tblCellMar>
+            <w:top w:w="0" w:type="dxa"/>
+            <w:left w:w="108" w:type="dxa"/>
+            <w:bottom w:w="0" w:type="dxa"/>
+            <w:right w:w="108" w:type="dxa"/>
+          </w:tblCellMar>
+        </w:tblPrEx>
+        <w:trPr>
+          <w:jc w:val="center"/>
+        </w:trPr>
+        <w:tc>
+          <w:tcPr>
+            <w:tcW w:w="3686" w:type="dxa"/>
             <w:tcBorders>
               <w:bottom w:val="single" w:color="auto" w:sz="4" w:space="0"/>
             </w:tcBorders>
@@ -722,14 +791,9 @@
           </w:tcPr>
           <w:p>
             <w:pPr>
-              <w:tabs>
-                <w:tab w:val="center" w:pos="3101"/>
-              </w:tabs>
               <w:spacing w:line="312" w:lineRule="auto"/>
-              <w:ind w:left="180"/>
-              <w:jc w:val="both"/>
-              <w:rPr>
-                <w:lang w:val="vi-VN"/>
+              <w:rPr>
+                <w:lang w:val="fr-FR"/>
               </w:rPr>
             </w:pPr>
             <w:r>
@@ -742,8 +806,7 @@
         </w:tc>
         <w:tc>
           <w:tcPr>
-            <w:tcW w:w="6655" w:type="dxa"/>
-            <w:gridSpan w:val="3"/>
+            <w:tcW w:w="5954" w:type="dxa"/>
             <w:tcBorders>
               <w:bottom w:val="single" w:color="auto" w:sz="4" w:space="0"/>
             </w:tcBorders>
@@ -752,9 +815,13 @@
           </w:tcPr>
           <w:p>
             <w:pPr>
-              <w:spacing w:line="312" w:lineRule="auto"/>
-              <w:rPr>
-                <w:rFonts w:hint="default" w:ascii="Times New Roman" w:hAnsi="Times New Roman" w:cs="Times New Roman"/>
+              <w:tabs>
+                <w:tab w:val="left" w:pos="630"/>
+              </w:tabs>
+              <w:spacing w:line="360" w:lineRule="auto"/>
+              <w:rPr>
+                <w:rFonts w:hint="default" w:ascii="Times New Roman" w:hAnsi="Times New Roman" w:cs="Times New Roman"/>
+                <w:lang w:val="fr-FR"/>
               </w:rPr>
             </w:pPr>
             <w:r>
@@ -777,6 +844,463 @@
                 <w:szCs w:val="24"/>
               </w:rPr>
               <w:t>{thoi_han_hoan_ung}</w:t>
+            </w:r>
+          </w:p>
+        </w:tc>
+      </w:tr>
+    </w:tbl>
+    <w:p/>
+    <w:tbl>
+      <w:tblPr>
+        <w:tblStyle w:val="4"/>
+        <w:tblW w:w="10490" w:type="dxa"/>
+        <w:jc w:val="center"/>
+        <w:tblBorders>
+          <w:top w:val="single" w:color="auto" w:sz="4" w:space="0"/>
+          <w:left w:val="single" w:color="auto" w:sz="4" w:space="0"/>
+          <w:bottom w:val="single" w:color="auto" w:sz="4" w:space="0"/>
+          <w:right w:val="single" w:color="auto" w:sz="4" w:space="0"/>
+          <w:insideH w:val="single" w:color="auto" w:sz="4" w:space="0"/>
+          <w:insideV w:val="single" w:color="auto" w:sz="4" w:space="0"/>
+        </w:tblBorders>
+        <w:tblLayout w:type="fixed"/>
+        <w:tblCellMar>
+          <w:top w:w="0" w:type="dxa"/>
+          <w:left w:w="108" w:type="dxa"/>
+          <w:bottom w:w="0" w:type="dxa"/>
+          <w:right w:w="108" w:type="dxa"/>
+        </w:tblCellMar>
+      </w:tblPr>
+      <w:tblGrid>
+        <w:gridCol w:w="2411"/>
+        <w:gridCol w:w="2551"/>
+        <w:gridCol w:w="2835"/>
+        <w:gridCol w:w="2693"/>
+      </w:tblGrid>
+      <w:tr>
+        <w:tblPrEx>
+          <w:tblBorders>
+            <w:top w:val="single" w:color="auto" w:sz="4" w:space="0"/>
+            <w:left w:val="single" w:color="auto" w:sz="4" w:space="0"/>
+            <w:bottom w:val="single" w:color="auto" w:sz="4" w:space="0"/>
+            <w:right w:val="single" w:color="auto" w:sz="4" w:space="0"/>
+            <w:insideH w:val="single" w:color="auto" w:sz="4" w:space="0"/>
+            <w:insideV w:val="single" w:color="auto" w:sz="4" w:space="0"/>
+          </w:tblBorders>
+          <w:tblCellMar>
+            <w:top w:w="0" w:type="dxa"/>
+            <w:left w:w="108" w:type="dxa"/>
+            <w:bottom w:w="0" w:type="dxa"/>
+            <w:right w:w="108" w:type="dxa"/>
+          </w:tblCellMar>
+        </w:tblPrEx>
+        <w:trPr>
+          <w:trHeight w:val="2317" w:hRule="atLeast"/>
+          <w:jc w:val="center"/>
+        </w:trPr>
+        <w:tc>
+          <w:tcPr>
+            <w:tcW w:w="2411" w:type="dxa"/>
+            <w:tcBorders>
+              <w:top w:val="single" w:color="auto" w:sz="4" w:space="0"/>
+              <w:left w:val="single" w:color="auto" w:sz="4" w:space="0"/>
+              <w:bottom w:val="single" w:color="auto" w:sz="4" w:space="0"/>
+              <w:right w:val="single" w:color="auto" w:sz="4" w:space="0"/>
+            </w:tcBorders>
+            <w:noWrap w:val="0"/>
+            <w:vAlign w:val="top"/>
+          </w:tcPr>
+          <w:p>
+            <w:pPr>
+              <w:ind w:left="142"/>
+              <w:jc w:val="center"/>
+              <w:rPr>
+                <w:b/>
+              </w:rPr>
+            </w:pPr>
+          </w:p>
+          <w:p>
+            <w:pPr>
+              <w:jc w:val="center"/>
+              <w:rPr>
+                <w:b/>
+                <w:lang w:val="fr-FR"/>
+              </w:rPr>
+            </w:pPr>
+            <w:r>
+              <w:rPr>
+                <w:b/>
+                <w:lang w:val="fr-FR"/>
+              </w:rPr>
+              <w:t>NGƯỜI ĐỀ NGHỊ</w:t>
+            </w:r>
+          </w:p>
+          <w:p>
+            <w:pPr>
+              <w:ind w:left="142"/>
+              <w:jc w:val="center"/>
+              <w:rPr>
+                <w:b/>
+                <w:lang w:val="fr-FR"/>
+              </w:rPr>
+            </w:pPr>
+          </w:p>
+          <w:p>
+            <w:pPr>
+              <w:ind w:left="142"/>
+              <w:jc w:val="center"/>
+              <w:rPr>
+                <w:b/>
+                <w:lang w:val="fr-FR"/>
+              </w:rPr>
+            </w:pPr>
+          </w:p>
+          <w:p>
+            <w:pPr>
+              <w:ind w:left="142"/>
+              <w:jc w:val="center"/>
+              <w:rPr>
+                <w:b/>
+                <w:lang w:val="fr-FR"/>
+              </w:rPr>
+            </w:pPr>
+          </w:p>
+          <w:p>
+            <w:pPr>
+              <w:ind w:left="142"/>
+              <w:jc w:val="center"/>
+              <w:rPr>
+                <w:b/>
+                <w:lang w:val="fr-FR"/>
+              </w:rPr>
+            </w:pPr>
+          </w:p>
+          <w:p>
+            <w:pPr>
+              <w:ind w:left="142"/>
+              <w:jc w:val="center"/>
+              <w:rPr>
+                <w:b/>
+                <w:lang w:val="fr-FR"/>
+              </w:rPr>
+            </w:pPr>
+          </w:p>
+          <w:p>
+            <w:pPr>
+              <w:ind w:left="142"/>
+              <w:jc w:val="center"/>
+              <w:rPr>
+                <w:b/>
+                <w:lang w:val="fr-FR"/>
+              </w:rPr>
+            </w:pPr>
+          </w:p>
+          <w:p>
+            <w:pPr>
+              <w:ind w:left="142"/>
+              <w:jc w:val="center"/>
+              <w:rPr>
+                <w:b/>
+                <w:lang w:val="fr-FR"/>
+              </w:rPr>
+            </w:pPr>
+          </w:p>
+          <w:p>
+            <w:pPr>
+              <w:ind w:left="142"/>
+              <w:jc w:val="center"/>
+              <w:rPr>
+                <w:b/>
+                <w:lang w:val="vi-VN"/>
+              </w:rPr>
+            </w:pPr>
+            <w:r>
+              <w:rPr>
+                <w:rFonts w:hint="default" w:ascii="Times New Roman" w:hAnsi="Times New Roman" w:eastAsia="SimSun" w:cs="Times New Roman"/>
+                <w:b/>
+                <w:bCs/>
+                <w:sz w:val="24"/>
+                <w:szCs w:val="24"/>
+              </w:rPr>
+              <w:t>{ho_ten_nguoi_de_nghi}</w:t>
+            </w:r>
+          </w:p>
+        </w:tc>
+        <w:tc>
+          <w:tcPr>
+            <w:tcW w:w="2551" w:type="dxa"/>
+            <w:tcBorders>
+              <w:top w:val="single" w:color="auto" w:sz="4" w:space="0"/>
+              <w:left w:val="single" w:color="auto" w:sz="4" w:space="0"/>
+              <w:bottom w:val="single" w:color="auto" w:sz="4" w:space="0"/>
+              <w:right w:val="single" w:color="auto" w:sz="4" w:space="0"/>
+            </w:tcBorders>
+            <w:noWrap w:val="0"/>
+            <w:vAlign w:val="top"/>
+          </w:tcPr>
+          <w:p>
+            <w:pPr>
+              <w:jc w:val="center"/>
+              <w:rPr>
+                <w:b/>
+                <w:lang w:val="fr-FR"/>
+              </w:rPr>
+            </w:pPr>
+          </w:p>
+          <w:p>
+            <w:pPr>
+              <w:jc w:val="center"/>
+              <w:rPr>
+                <w:b/>
+                <w:lang w:val="fr-FR"/>
+              </w:rPr>
+            </w:pPr>
+            <w:r>
+              <w:rPr>
+                <w:b/>
+                <w:lang w:val="fr-FR"/>
+              </w:rPr>
+              <w:t>TRƯỞNG PHÒNG</w:t>
+            </w:r>
+          </w:p>
+        </w:tc>
+        <w:tc>
+          <w:tcPr>
+            <w:tcW w:w="2835" w:type="dxa"/>
+            <w:tcBorders>
+              <w:top w:val="single" w:color="auto" w:sz="4" w:space="0"/>
+              <w:left w:val="single" w:color="auto" w:sz="4" w:space="0"/>
+              <w:bottom w:val="single" w:color="auto" w:sz="4" w:space="0"/>
+              <w:right w:val="single" w:color="auto" w:sz="4" w:space="0"/>
+            </w:tcBorders>
+            <w:noWrap w:val="0"/>
+            <w:vAlign w:val="top"/>
+          </w:tcPr>
+          <w:p>
+            <w:pPr>
+              <w:jc w:val="center"/>
+              <w:rPr>
+                <w:b/>
+                <w:lang w:val="fr-FR"/>
+              </w:rPr>
+            </w:pPr>
+          </w:p>
+          <w:p>
+            <w:pPr>
+              <w:jc w:val="center"/>
+              <w:rPr>
+                <w:b/>
+                <w:lang w:val="fr-FR"/>
+              </w:rPr>
+            </w:pPr>
+            <w:r>
+              <w:rPr>
+                <w:b/>
+                <w:lang w:val="fr-FR"/>
+              </w:rPr>
+              <w:t>KẾ TOÁN TRƯỞNG</w:t>
+            </w:r>
+          </w:p>
+          <w:p>
+            <w:pPr>
+              <w:jc w:val="center"/>
+              <w:rPr>
+                <w:b/>
+                <w:lang w:val="fr-FR"/>
+              </w:rPr>
+            </w:pPr>
+          </w:p>
+          <w:p>
+            <w:pPr>
+              <w:jc w:val="center"/>
+              <w:rPr>
+                <w:b/>
+                <w:lang w:val="fr-FR"/>
+              </w:rPr>
+            </w:pPr>
+          </w:p>
+          <w:p>
+            <w:pPr>
+              <w:jc w:val="center"/>
+              <w:rPr>
+                <w:b/>
+                <w:lang w:val="fr-FR"/>
+              </w:rPr>
+            </w:pPr>
+          </w:p>
+          <w:p>
+            <w:pPr>
+              <w:jc w:val="center"/>
+              <w:rPr>
+                <w:b/>
+                <w:lang w:val="fr-FR"/>
+              </w:rPr>
+            </w:pPr>
+          </w:p>
+          <w:p>
+            <w:pPr>
+              <w:jc w:val="center"/>
+              <w:rPr>
+                <w:b/>
+                <w:lang w:val="fr-FR"/>
+              </w:rPr>
+            </w:pPr>
+          </w:p>
+          <w:p>
+            <w:pPr>
+              <w:jc w:val="center"/>
+              <w:rPr>
+                <w:b/>
+                <w:lang w:val="fr-FR"/>
+              </w:rPr>
+            </w:pPr>
+          </w:p>
+          <w:p>
+            <w:pPr>
+              <w:jc w:val="center"/>
+              <w:rPr>
+                <w:b/>
+                <w:lang w:val="fr-FR"/>
+              </w:rPr>
+            </w:pPr>
+          </w:p>
+          <w:p>
+            <w:pPr>
+              <w:jc w:val="center"/>
+              <w:rPr>
+                <w:b/>
+                <w:lang w:val="fr-FR"/>
+              </w:rPr>
+            </w:pPr>
+            <w:r>
+              <w:rPr>
+                <w:b/>
+                <w:lang w:val="fr-FR"/>
+              </w:rPr>
+              <w:t>Trần Thị Trinh</w:t>
+            </w:r>
+          </w:p>
+        </w:tc>
+        <w:tc>
+          <w:tcPr>
+            <w:tcW w:w="2693" w:type="dxa"/>
+            <w:tcBorders>
+              <w:top w:val="single" w:color="auto" w:sz="4" w:space="0"/>
+              <w:left w:val="single" w:color="auto" w:sz="4" w:space="0"/>
+              <w:bottom w:val="single" w:color="auto" w:sz="4" w:space="0"/>
+              <w:right w:val="single" w:color="auto" w:sz="4" w:space="0"/>
+            </w:tcBorders>
+            <w:noWrap w:val="0"/>
+            <w:vAlign w:val="top"/>
+          </w:tcPr>
+          <w:p>
+            <w:pPr>
+              <w:jc w:val="center"/>
+              <w:rPr>
+                <w:b/>
+                <w:lang w:val="fr-FR"/>
+              </w:rPr>
+            </w:pPr>
+          </w:p>
+          <w:p>
+            <w:pPr>
+              <w:jc w:val="center"/>
+              <w:rPr>
+                <w:b/>
+                <w:lang w:val="fr-FR"/>
+              </w:rPr>
+            </w:pPr>
+            <w:r>
+              <w:rPr>
+                <w:b/>
+                <w:lang w:val="fr-FR"/>
+              </w:rPr>
+              <w:t>GIÁM ĐỐC</w:t>
+            </w:r>
+          </w:p>
+          <w:p>
+            <w:pPr>
+              <w:ind w:left="142"/>
+              <w:jc w:val="center"/>
+              <w:rPr>
+                <w:b/>
+                <w:lang w:val="fr-FR"/>
+              </w:rPr>
+            </w:pPr>
+          </w:p>
+          <w:p>
+            <w:pPr>
+              <w:ind w:left="142"/>
+              <w:jc w:val="center"/>
+              <w:rPr>
+                <w:b/>
+                <w:lang w:val="fr-FR"/>
+              </w:rPr>
+            </w:pPr>
+          </w:p>
+          <w:p>
+            <w:pPr>
+              <w:ind w:left="142"/>
+              <w:jc w:val="center"/>
+              <w:rPr>
+                <w:b/>
+                <w:lang w:val="fr-FR"/>
+              </w:rPr>
+            </w:pPr>
+          </w:p>
+          <w:p>
+            <w:pPr>
+              <w:ind w:left="142"/>
+              <w:jc w:val="center"/>
+              <w:rPr>
+                <w:b/>
+                <w:lang w:val="fr-FR"/>
+              </w:rPr>
+            </w:pPr>
+          </w:p>
+          <w:p>
+            <w:pPr>
+              <w:ind w:left="142"/>
+              <w:jc w:val="center"/>
+              <w:rPr>
+                <w:b/>
+                <w:lang w:val="fr-FR"/>
+              </w:rPr>
+            </w:pPr>
+          </w:p>
+          <w:p>
+            <w:pPr>
+              <w:ind w:left="142"/>
+              <w:jc w:val="center"/>
+              <w:rPr>
+                <w:b/>
+                <w:lang w:val="fr-FR"/>
+              </w:rPr>
+            </w:pPr>
+          </w:p>
+          <w:p>
+            <w:pPr>
+              <w:ind w:left="142"/>
+              <w:jc w:val="center"/>
+              <w:rPr>
+                <w:b/>
+                <w:lang w:val="fr-FR"/>
+              </w:rPr>
+            </w:pPr>
+          </w:p>
+          <w:p>
+            <w:pPr>
+              <w:ind w:left="142"/>
+              <w:jc w:val="center"/>
+              <w:rPr>
+                <w:b/>
+              </w:rPr>
+            </w:pPr>
+            <w:r>
+              <w:rPr>
+                <w:b/>
+              </w:rPr>
+              <w:t>Nguyễn Tiến Danh</w:t>
             </w:r>
           </w:p>
         </w:tc>
@@ -799,424 +1323,8 @@
           </w:tblCellMar>
         </w:tblPrEx>
         <w:trPr>
-          <w:trHeight w:val="2317" w:hRule="atLeast"/>
+          <w:jc w:val="center"/>
         </w:trPr>
-        <w:tc>
-          <w:tcPr>
-            <w:tcW w:w="2411" w:type="dxa"/>
-            <w:tcBorders>
-              <w:top w:val="single" w:color="auto" w:sz="4" w:space="0"/>
-              <w:left w:val="single" w:color="auto" w:sz="4" w:space="0"/>
-              <w:bottom w:val="single" w:color="auto" w:sz="4" w:space="0"/>
-              <w:right w:val="single" w:color="auto" w:sz="4" w:space="0"/>
-            </w:tcBorders>
-            <w:noWrap w:val="0"/>
-            <w:vAlign w:val="top"/>
-          </w:tcPr>
-          <w:p>
-            <w:pPr>
-              <w:ind w:left="142"/>
-              <w:jc w:val="center"/>
-              <w:rPr>
-                <w:b/>
-              </w:rPr>
-            </w:pPr>
-          </w:p>
-          <w:p>
-            <w:pPr>
-              <w:jc w:val="center"/>
-              <w:rPr>
-                <w:b/>
-                <w:lang w:val="fr-FR"/>
-              </w:rPr>
-            </w:pPr>
-            <w:r>
-              <w:rPr>
-                <w:b/>
-                <w:lang w:val="fr-FR"/>
-              </w:rPr>
-              <w:t>NGƯỜI ĐỀ NGHỊ</w:t>
-            </w:r>
-          </w:p>
-          <w:p>
-            <w:pPr>
-              <w:ind w:left="142"/>
-              <w:jc w:val="center"/>
-              <w:rPr>
-                <w:b/>
-                <w:lang w:val="fr-FR"/>
-              </w:rPr>
-            </w:pPr>
-          </w:p>
-          <w:p>
-            <w:pPr>
-              <w:ind w:left="142"/>
-              <w:jc w:val="center"/>
-              <w:rPr>
-                <w:b/>
-                <w:lang w:val="fr-FR"/>
-              </w:rPr>
-            </w:pPr>
-          </w:p>
-          <w:p>
-            <w:pPr>
-              <w:ind w:left="142"/>
-              <w:jc w:val="center"/>
-              <w:rPr>
-                <w:b/>
-                <w:lang w:val="fr-FR"/>
-              </w:rPr>
-            </w:pPr>
-          </w:p>
-          <w:p>
-            <w:pPr>
-              <w:ind w:left="142"/>
-              <w:jc w:val="center"/>
-              <w:rPr>
-                <w:b/>
-                <w:lang w:val="fr-FR"/>
-              </w:rPr>
-            </w:pPr>
-          </w:p>
-          <w:p>
-            <w:pPr>
-              <w:ind w:left="142"/>
-              <w:jc w:val="center"/>
-              <w:rPr>
-                <w:b/>
-                <w:lang w:val="fr-FR"/>
-              </w:rPr>
-            </w:pPr>
-          </w:p>
-          <w:p>
-            <w:pPr>
-              <w:ind w:left="142"/>
-              <w:jc w:val="center"/>
-              <w:rPr>
-                <w:b/>
-                <w:lang w:val="fr-FR"/>
-              </w:rPr>
-            </w:pPr>
-          </w:p>
-          <w:p>
-            <w:pPr>
-              <w:ind w:left="142"/>
-              <w:jc w:val="center"/>
-              <w:rPr>
-                <w:b/>
-                <w:lang w:val="fr-FR"/>
-              </w:rPr>
-            </w:pPr>
-          </w:p>
-          <w:p>
-            <w:pPr>
-              <w:ind w:left="142"/>
-              <w:jc w:val="center"/>
-              <w:rPr>
-                <w:b/>
-                <w:lang w:val="vi-VN"/>
-              </w:rPr>
-            </w:pPr>
-          </w:p>
-        </w:tc>
-        <w:tc>
-          <w:tcPr>
-            <w:tcW w:w="2551" w:type="dxa"/>
-            <w:gridSpan w:val="2"/>
-            <w:tcBorders>
-              <w:top w:val="single" w:color="auto" w:sz="4" w:space="0"/>
-              <w:left w:val="single" w:color="auto" w:sz="4" w:space="0"/>
-              <w:bottom w:val="single" w:color="auto" w:sz="4" w:space="0"/>
-              <w:right w:val="single" w:color="auto" w:sz="4" w:space="0"/>
-            </w:tcBorders>
-            <w:noWrap w:val="0"/>
-            <w:vAlign w:val="top"/>
-          </w:tcPr>
-          <w:p>
-            <w:pPr>
-              <w:jc w:val="center"/>
-              <w:rPr>
-                <w:b/>
-                <w:lang w:val="fr-FR"/>
-              </w:rPr>
-            </w:pPr>
-          </w:p>
-          <w:p>
-            <w:pPr>
-              <w:jc w:val="center"/>
-              <w:rPr>
-                <w:b/>
-                <w:lang w:val="fr-FR"/>
-              </w:rPr>
-            </w:pPr>
-            <w:r>
-              <w:rPr>
-                <w:b/>
-                <w:lang w:val="fr-FR"/>
-              </w:rPr>
-              <w:t>TRƯỞNG PHÒNG</w:t>
-            </w:r>
-          </w:p>
-        </w:tc>
-        <w:tc>
-          <w:tcPr>
-            <w:tcW w:w="2835" w:type="dxa"/>
-            <w:tcBorders>
-              <w:top w:val="single" w:color="auto" w:sz="4" w:space="0"/>
-              <w:left w:val="single" w:color="auto" w:sz="4" w:space="0"/>
-              <w:bottom w:val="single" w:color="auto" w:sz="4" w:space="0"/>
-              <w:right w:val="single" w:color="auto" w:sz="4" w:space="0"/>
-            </w:tcBorders>
-            <w:noWrap w:val="0"/>
-            <w:vAlign w:val="top"/>
-          </w:tcPr>
-          <w:p>
-            <w:pPr>
-              <w:jc w:val="center"/>
-              <w:rPr>
-                <w:b/>
-                <w:lang w:val="fr-FR"/>
-              </w:rPr>
-            </w:pPr>
-          </w:p>
-          <w:p>
-            <w:pPr>
-              <w:jc w:val="center"/>
-              <w:rPr>
-                <w:b/>
-                <w:lang w:val="fr-FR"/>
-              </w:rPr>
-            </w:pPr>
-            <w:r>
-              <w:rPr>
-                <w:b/>
-                <w:lang w:val="fr-FR"/>
-              </w:rPr>
-              <w:t>KẾ TOÁN TRƯỞNG</w:t>
-            </w:r>
-          </w:p>
-          <w:p>
-            <w:pPr>
-              <w:jc w:val="center"/>
-              <w:rPr>
-                <w:b/>
-                <w:lang w:val="fr-FR"/>
-              </w:rPr>
-            </w:pPr>
-          </w:p>
-          <w:p>
-            <w:pPr>
-              <w:jc w:val="center"/>
-              <w:rPr>
-                <w:b/>
-                <w:lang w:val="fr-FR"/>
-              </w:rPr>
-            </w:pPr>
-          </w:p>
-          <w:p>
-            <w:pPr>
-              <w:jc w:val="center"/>
-              <w:rPr>
-                <w:b/>
-                <w:lang w:val="fr-FR"/>
-              </w:rPr>
-            </w:pPr>
-          </w:p>
-          <w:p>
-            <w:pPr>
-              <w:jc w:val="center"/>
-              <w:rPr>
-                <w:b/>
-                <w:lang w:val="fr-FR"/>
-              </w:rPr>
-            </w:pPr>
-          </w:p>
-          <w:p>
-            <w:pPr>
-              <w:jc w:val="center"/>
-              <w:rPr>
-                <w:b/>
-                <w:lang w:val="fr-FR"/>
-              </w:rPr>
-            </w:pPr>
-          </w:p>
-          <w:p>
-            <w:pPr>
-              <w:jc w:val="center"/>
-              <w:rPr>
-                <w:b/>
-                <w:lang w:val="fr-FR"/>
-              </w:rPr>
-            </w:pPr>
-          </w:p>
-          <w:p>
-            <w:pPr>
-              <w:jc w:val="center"/>
-              <w:rPr>
-                <w:b/>
-                <w:lang w:val="fr-FR"/>
-              </w:rPr>
-            </w:pPr>
-          </w:p>
-          <w:p>
-            <w:pPr>
-              <w:jc w:val="center"/>
-              <w:rPr>
-                <w:b/>
-                <w:lang w:val="fr-FR"/>
-              </w:rPr>
-            </w:pPr>
-            <w:r>
-              <w:rPr>
-                <w:b/>
-                <w:lang w:val="fr-FR"/>
-              </w:rPr>
-              <w:t>Trần Thị Trinh</w:t>
-            </w:r>
-          </w:p>
-        </w:tc>
-        <w:tc>
-          <w:tcPr>
-            <w:tcW w:w="2693" w:type="dxa"/>
-            <w:gridSpan w:val="2"/>
-            <w:tcBorders>
-              <w:top w:val="single" w:color="auto" w:sz="4" w:space="0"/>
-              <w:left w:val="single" w:color="auto" w:sz="4" w:space="0"/>
-              <w:bottom w:val="single" w:color="auto" w:sz="4" w:space="0"/>
-              <w:right w:val="single" w:color="auto" w:sz="4" w:space="0"/>
-            </w:tcBorders>
-            <w:noWrap w:val="0"/>
-            <w:vAlign w:val="top"/>
-          </w:tcPr>
-          <w:p>
-            <w:pPr>
-              <w:jc w:val="center"/>
-              <w:rPr>
-                <w:b/>
-                <w:lang w:val="fr-FR"/>
-              </w:rPr>
-            </w:pPr>
-          </w:p>
-          <w:p>
-            <w:pPr>
-              <w:jc w:val="center"/>
-              <w:rPr>
-                <w:b/>
-                <w:lang w:val="fr-FR"/>
-              </w:rPr>
-            </w:pPr>
-            <w:r>
-              <w:rPr>
-                <w:b/>
-                <w:lang w:val="fr-FR"/>
-              </w:rPr>
-              <w:t>GIÁM ĐỐC</w:t>
-            </w:r>
-          </w:p>
-          <w:p>
-            <w:pPr>
-              <w:ind w:left="142"/>
-              <w:jc w:val="center"/>
-              <w:rPr>
-                <w:b/>
-                <w:lang w:val="fr-FR"/>
-              </w:rPr>
-            </w:pPr>
-          </w:p>
-          <w:p>
-            <w:pPr>
-              <w:ind w:left="142"/>
-              <w:jc w:val="center"/>
-              <w:rPr>
-                <w:b/>
-                <w:lang w:val="fr-FR"/>
-              </w:rPr>
-            </w:pPr>
-          </w:p>
-          <w:p>
-            <w:pPr>
-              <w:ind w:left="142"/>
-              <w:jc w:val="center"/>
-              <w:rPr>
-                <w:b/>
-                <w:lang w:val="fr-FR"/>
-              </w:rPr>
-            </w:pPr>
-          </w:p>
-          <w:p>
-            <w:pPr>
-              <w:ind w:left="142"/>
-              <w:jc w:val="center"/>
-              <w:rPr>
-                <w:b/>
-                <w:lang w:val="fr-FR"/>
-              </w:rPr>
-            </w:pPr>
-          </w:p>
-          <w:p>
-            <w:pPr>
-              <w:ind w:left="142"/>
-              <w:jc w:val="center"/>
-              <w:rPr>
-                <w:b/>
-                <w:lang w:val="fr-FR"/>
-              </w:rPr>
-            </w:pPr>
-          </w:p>
-          <w:p>
-            <w:pPr>
-              <w:ind w:left="142"/>
-              <w:jc w:val="center"/>
-              <w:rPr>
-                <w:b/>
-                <w:lang w:val="fr-FR"/>
-              </w:rPr>
-            </w:pPr>
-          </w:p>
-          <w:p>
-            <w:pPr>
-              <w:ind w:left="142"/>
-              <w:jc w:val="center"/>
-              <w:rPr>
-                <w:b/>
-                <w:lang w:val="fr-FR"/>
-              </w:rPr>
-            </w:pPr>
-          </w:p>
-          <w:p>
-            <w:pPr>
-              <w:ind w:left="142"/>
-              <w:jc w:val="center"/>
-              <w:rPr>
-                <w:b/>
-              </w:rPr>
-            </w:pPr>
-            <w:r>
-              <w:rPr>
-                <w:b/>
-              </w:rPr>
-              <w:t>Nguyễn Tiến Danh</w:t>
-            </w:r>
-          </w:p>
-        </w:tc>
-      </w:tr>
-      <w:tr>
-        <w:tblPrEx>
-          <w:tblBorders>
-            <w:top w:val="single" w:color="auto" w:sz="4" w:space="0"/>
-            <w:left w:val="single" w:color="auto" w:sz="4" w:space="0"/>
-            <w:bottom w:val="single" w:color="auto" w:sz="4" w:space="0"/>
-            <w:right w:val="single" w:color="auto" w:sz="4" w:space="0"/>
-            <w:insideH w:val="single" w:color="auto" w:sz="4" w:space="0"/>
-            <w:insideV w:val="single" w:color="auto" w:sz="4" w:space="0"/>
-          </w:tblBorders>
-          <w:tblCellMar>
-            <w:top w:w="0" w:type="dxa"/>
-            <w:left w:w="108" w:type="dxa"/>
-            <w:bottom w:w="0" w:type="dxa"/>
-            <w:right w:w="108" w:type="dxa"/>
-          </w:tblCellMar>
-        </w:tblPrEx>
         <w:tc>
           <w:tcPr>
             <w:tcW w:w="2411" w:type="dxa"/>
@@ -1236,21 +1344,20 @@
                 <w:lang w:val="fr-FR"/>
               </w:rPr>
             </w:pPr>
-            <w:bookmarkStart w:id="0" w:name="_GoBack" w:colFirst="0" w:colLast="3"/>
-            <w:r>
-              <w:rPr>
-                <w:rFonts w:hint="default" w:ascii="Times New Roman" w:hAnsi="Times New Roman" w:eastAsia="SimSun" w:cs="Times New Roman"/>
+            <w:r>
+              <w:rPr>
+                <w:rFonts w:hint="default" w:cs="Times New Roman"/>
                 <w:sz w:val="24"/>
                 <w:szCs w:val="24"/>
-              </w:rPr>
-              <w:t>{ngay_lap_phieu}</w:t>
+                <w:lang w:val="en-US"/>
+              </w:rPr>
+              <w:t>.../.../20...</w:t>
             </w:r>
           </w:p>
         </w:tc>
         <w:tc>
           <w:tcPr>
             <w:tcW w:w="2551" w:type="dxa"/>
-            <w:gridSpan w:val="2"/>
             <w:tcBorders>
               <w:top w:val="single" w:color="auto" w:sz="4" w:space="0"/>
             </w:tcBorders>
@@ -1264,16 +1371,17 @@
               <w:rPr>
                 <w:rFonts w:hint="default" w:ascii="Times New Roman" w:hAnsi="Times New Roman" w:cs="Times New Roman"/>
                 <w:i/>
-                <w:lang w:val="fr-FR"/>
-              </w:rPr>
-            </w:pPr>
-            <w:r>
-              <w:rPr>
-                <w:rFonts w:hint="default" w:ascii="Times New Roman" w:hAnsi="Times New Roman" w:eastAsia="SimSun" w:cs="Times New Roman"/>
+                <w:lang w:val="en-US"/>
+              </w:rPr>
+            </w:pPr>
+            <w:r>
+              <w:rPr>
+                <w:rFonts w:hint="default" w:cs="Times New Roman"/>
                 <w:sz w:val="24"/>
                 <w:szCs w:val="24"/>
-              </w:rPr>
-              <w:t>{ngay_lap_phieu}</w:t>
+                <w:lang w:val="en-US"/>
+              </w:rPr>
+              <w:t>.../.../20…</w:t>
             </w:r>
           </w:p>
         </w:tc>
@@ -1297,18 +1405,18 @@
             </w:pPr>
             <w:r>
               <w:rPr>
-                <w:rFonts w:hint="default" w:ascii="Times New Roman" w:hAnsi="Times New Roman" w:eastAsia="SimSun" w:cs="Times New Roman"/>
+                <w:rFonts w:hint="default" w:cs="Times New Roman"/>
                 <w:sz w:val="24"/>
                 <w:szCs w:val="24"/>
-              </w:rPr>
-              <w:t>{ngay_lap_phieu}</w:t>
+                <w:lang w:val="en-US"/>
+              </w:rPr>
+              <w:t>.../.../20...</w:t>
             </w:r>
           </w:p>
         </w:tc>
         <w:tc>
           <w:tcPr>
             <w:tcW w:w="2693" w:type="dxa"/>
-            <w:gridSpan w:val="2"/>
             <w:tcBorders>
               <w:top w:val="single" w:color="auto" w:sz="4" w:space="0"/>
             </w:tcBorders>
@@ -1327,16 +1435,27 @@
             </w:pPr>
             <w:r>
               <w:rPr>
-                <w:rFonts w:hint="default" w:ascii="Times New Roman" w:hAnsi="Times New Roman" w:eastAsia="SimSun" w:cs="Times New Roman"/>
+                <w:rFonts w:hint="default" w:cs="Times New Roman"/>
                 <w:sz w:val="24"/>
                 <w:szCs w:val="24"/>
-              </w:rPr>
-              <w:t>{ngay_lap_phieu}</w:t>
+                <w:lang w:val="en-US"/>
+              </w:rPr>
+              <w:t>.../.../20.</w:t>
+            </w:r>
+            <w:bookmarkStart w:id="0" w:name="_GoBack"/>
+            <w:bookmarkEnd w:id="0"/>
+            <w:r>
+              <w:rPr>
+                <w:rFonts w:hint="default" w:cs="Times New Roman"/>
+                <w:sz w:val="24"/>
+                <w:szCs w:val="24"/>
+                <w:lang w:val="en-US"/>
+              </w:rPr>
+              <w:t>..</w:t>
             </w:r>
           </w:p>
         </w:tc>
       </w:tr>
-      <w:bookmarkEnd w:id="0"/>
     </w:tbl>
     <w:p>
       <w:pPr>

--- a/templates/Đề nghị tạm ứng.docx
+++ b/templates/Đề nghị tạm ứng.docx
@@ -36,7 +36,7 @@
     <w:tbl>
       <w:tblPr>
         <w:tblStyle w:val="4"/>
-        <w:tblW w:w="9640" w:type="dxa"/>
+        <w:tblW w:w="10490" w:type="dxa"/>
         <w:jc w:val="center"/>
         <w:tblLayout w:type="fixed"/>
         <w:tblCellMar>
@@ -47,8 +47,12 @@
         </w:tblCellMar>
       </w:tblPr>
       <w:tblGrid>
-        <w:gridCol w:w="3686"/>
-        <w:gridCol w:w="5954"/>
+        <w:gridCol w:w="2411"/>
+        <w:gridCol w:w="1275"/>
+        <w:gridCol w:w="1276"/>
+        <w:gridCol w:w="2835"/>
+        <w:gridCol w:w="1843"/>
+        <w:gridCol w:w="850"/>
       </w:tblGrid>
       <w:tr>
         <w:tblPrEx>
@@ -60,11 +64,14 @@
           </w:tblCellMar>
         </w:tblPrEx>
         <w:trPr>
+          <w:gridAfter w:val="1"/>
+          <w:wAfter w:w="850" w:type="dxa"/>
           <w:jc w:val="center"/>
         </w:trPr>
         <w:tc>
           <w:tcPr>
             <w:tcW w:w="3686" w:type="dxa"/>
+            <w:gridSpan w:val="2"/>
             <w:noWrap w:val="0"/>
             <w:vAlign w:val="top"/>
           </w:tcPr>
@@ -89,6 +96,7 @@
         <w:tc>
           <w:tcPr>
             <w:tcW w:w="5954" w:type="dxa"/>
+            <w:gridSpan w:val="3"/>
             <w:noWrap w:val="0"/>
             <w:vAlign w:val="top"/>
           </w:tcPr>
@@ -139,11 +147,14 @@
           </w:tblCellMar>
         </w:tblPrEx>
         <w:trPr>
+          <w:gridAfter w:val="1"/>
+          <w:wAfter w:w="850" w:type="dxa"/>
           <w:jc w:val="center"/>
         </w:trPr>
         <w:tc>
           <w:tcPr>
             <w:tcW w:w="3686" w:type="dxa"/>
+            <w:gridSpan w:val="2"/>
             <w:noWrap w:val="0"/>
             <w:vAlign w:val="top"/>
           </w:tcPr>
@@ -168,6 +179,7 @@
         <w:tc>
           <w:tcPr>
             <w:tcW w:w="5954" w:type="dxa"/>
+            <w:gridSpan w:val="3"/>
             <w:noWrap w:val="0"/>
             <w:vAlign w:val="top"/>
           </w:tcPr>
@@ -217,11 +229,14 @@
           </w:tblCellMar>
         </w:tblPrEx>
         <w:trPr>
+          <w:gridAfter w:val="1"/>
+          <w:wAfter w:w="850" w:type="dxa"/>
           <w:jc w:val="center"/>
         </w:trPr>
         <w:tc>
           <w:tcPr>
             <w:tcW w:w="3686" w:type="dxa"/>
+            <w:gridSpan w:val="2"/>
             <w:noWrap w:val="0"/>
             <w:vAlign w:val="top"/>
           </w:tcPr>
@@ -240,6 +255,7 @@
         <w:tc>
           <w:tcPr>
             <w:tcW w:w="5954" w:type="dxa"/>
+            <w:gridSpan w:val="3"/>
             <w:noWrap w:val="0"/>
             <w:vAlign w:val="top"/>
           </w:tcPr>
@@ -308,12 +324,15 @@
           </w:tblCellMar>
         </w:tblPrEx>
         <w:trPr>
+          <w:gridAfter w:val="1"/>
+          <w:wAfter w:w="850" w:type="dxa"/>
           <w:trHeight w:val="396" w:hRule="atLeast"/>
           <w:jc w:val="center"/>
         </w:trPr>
         <w:tc>
           <w:tcPr>
             <w:tcW w:w="3686" w:type="dxa"/>
+            <w:gridSpan w:val="2"/>
             <w:noWrap w:val="0"/>
             <w:vAlign w:val="top"/>
           </w:tcPr>
@@ -339,6 +358,7 @@
         <w:tc>
           <w:tcPr>
             <w:tcW w:w="5954" w:type="dxa"/>
+            <w:gridSpan w:val="3"/>
             <w:noWrap w:val="0"/>
             <w:vAlign w:val="top"/>
           </w:tcPr>
@@ -389,12 +409,15 @@
           </w:tblCellMar>
         </w:tblPrEx>
         <w:trPr>
+          <w:gridAfter w:val="1"/>
+          <w:wAfter w:w="850" w:type="dxa"/>
           <w:trHeight w:val="468" w:hRule="atLeast"/>
           <w:jc w:val="center"/>
         </w:trPr>
         <w:tc>
           <w:tcPr>
             <w:tcW w:w="3686" w:type="dxa"/>
+            <w:gridSpan w:val="2"/>
             <w:noWrap w:val="0"/>
             <w:vAlign w:val="top"/>
           </w:tcPr>
@@ -419,6 +442,7 @@
         <w:tc>
           <w:tcPr>
             <w:tcW w:w="5954" w:type="dxa"/>
+            <w:gridSpan w:val="3"/>
             <w:noWrap w:val="0"/>
             <w:vAlign w:val="top"/>
           </w:tcPr>
@@ -468,11 +492,14 @@
           </w:tblCellMar>
         </w:tblPrEx>
         <w:trPr>
+          <w:gridAfter w:val="1"/>
+          <w:wAfter w:w="850" w:type="dxa"/>
           <w:jc w:val="center"/>
         </w:trPr>
         <w:tc>
           <w:tcPr>
             <w:tcW w:w="3686" w:type="dxa"/>
+            <w:gridSpan w:val="2"/>
             <w:noWrap w:val="0"/>
             <w:vAlign w:val="top"/>
           </w:tcPr>
@@ -497,6 +524,7 @@
         <w:tc>
           <w:tcPr>
             <w:tcW w:w="5954" w:type="dxa"/>
+            <w:gridSpan w:val="3"/>
             <w:noWrap w:val="0"/>
             <w:vAlign w:val="top"/>
           </w:tcPr>
@@ -546,11 +574,14 @@
           </w:tblCellMar>
         </w:tblPrEx>
         <w:trPr>
+          <w:gridAfter w:val="1"/>
+          <w:wAfter w:w="850" w:type="dxa"/>
           <w:jc w:val="center"/>
         </w:trPr>
         <w:tc>
           <w:tcPr>
             <w:tcW w:w="3686" w:type="dxa"/>
+            <w:gridSpan w:val="2"/>
             <w:shd w:val="clear" w:color="auto" w:fill="auto"/>
             <w:noWrap w:val="0"/>
             <w:vAlign w:val="top"/>
@@ -576,6 +607,7 @@
         <w:tc>
           <w:tcPr>
             <w:tcW w:w="5954" w:type="dxa"/>
+            <w:gridSpan w:val="3"/>
             <w:shd w:val="clear" w:color="auto" w:fill="auto"/>
             <w:noWrap w:val="0"/>
             <w:vAlign w:val="top"/>
@@ -628,11 +660,14 @@
           </w:tblCellMar>
         </w:tblPrEx>
         <w:trPr>
+          <w:gridAfter w:val="1"/>
+          <w:wAfter w:w="850" w:type="dxa"/>
           <w:jc w:val="center"/>
         </w:trPr>
         <w:tc>
           <w:tcPr>
             <w:tcW w:w="3686" w:type="dxa"/>
+            <w:gridSpan w:val="2"/>
             <w:noWrap w:val="0"/>
             <w:vAlign w:val="top"/>
           </w:tcPr>
@@ -654,6 +689,7 @@
         <w:tc>
           <w:tcPr>
             <w:tcW w:w="5954" w:type="dxa"/>
+            <w:gridSpan w:val="3"/>
             <w:noWrap w:val="0"/>
             <w:vAlign w:val="top"/>
           </w:tcPr>
@@ -703,11 +739,14 @@
           </w:tblCellMar>
         </w:tblPrEx>
         <w:trPr>
+          <w:gridAfter w:val="1"/>
+          <w:wAfter w:w="850" w:type="dxa"/>
           <w:jc w:val="center"/>
         </w:trPr>
         <w:tc>
           <w:tcPr>
             <w:tcW w:w="3686" w:type="dxa"/>
+            <w:gridSpan w:val="2"/>
             <w:noWrap w:val="0"/>
             <w:vAlign w:val="top"/>
           </w:tcPr>
@@ -729,6 +768,7 @@
         <w:tc>
           <w:tcPr>
             <w:tcW w:w="5954" w:type="dxa"/>
+            <w:gridSpan w:val="3"/>
             <w:noWrap w:val="0"/>
             <w:vAlign w:val="top"/>
           </w:tcPr>
@@ -778,11 +818,14 @@
           </w:tblCellMar>
         </w:tblPrEx>
         <w:trPr>
+          <w:gridAfter w:val="1"/>
+          <w:wAfter w:w="850" w:type="dxa"/>
           <w:jc w:val="center"/>
         </w:trPr>
         <w:tc>
           <w:tcPr>
             <w:tcW w:w="3686" w:type="dxa"/>
+            <w:gridSpan w:val="2"/>
             <w:tcBorders>
               <w:bottom w:val="single" w:color="auto" w:sz="4" w:space="0"/>
             </w:tcBorders>
@@ -807,6 +850,7 @@
         <w:tc>
           <w:tcPr>
             <w:tcW w:w="5954" w:type="dxa"/>
+            <w:gridSpan w:val="3"/>
             <w:tcBorders>
               <w:bottom w:val="single" w:color="auto" w:sz="4" w:space="0"/>
             </w:tcBorders>
@@ -848,35 +892,6 @@
           </w:p>
         </w:tc>
       </w:tr>
-    </w:tbl>
-    <w:p/>
-    <w:tbl>
-      <w:tblPr>
-        <w:tblStyle w:val="4"/>
-        <w:tblW w:w="10490" w:type="dxa"/>
-        <w:jc w:val="center"/>
-        <w:tblBorders>
-          <w:top w:val="single" w:color="auto" w:sz="4" w:space="0"/>
-          <w:left w:val="single" w:color="auto" w:sz="4" w:space="0"/>
-          <w:bottom w:val="single" w:color="auto" w:sz="4" w:space="0"/>
-          <w:right w:val="single" w:color="auto" w:sz="4" w:space="0"/>
-          <w:insideH w:val="single" w:color="auto" w:sz="4" w:space="0"/>
-          <w:insideV w:val="single" w:color="auto" w:sz="4" w:space="0"/>
-        </w:tblBorders>
-        <w:tblLayout w:type="fixed"/>
-        <w:tblCellMar>
-          <w:top w:w="0" w:type="dxa"/>
-          <w:left w:w="108" w:type="dxa"/>
-          <w:bottom w:w="0" w:type="dxa"/>
-          <w:right w:w="108" w:type="dxa"/>
-        </w:tblCellMar>
-      </w:tblPr>
-      <w:tblGrid>
-        <w:gridCol w:w="2411"/>
-        <w:gridCol w:w="2551"/>
-        <w:gridCol w:w="2835"/>
-        <w:gridCol w:w="2693"/>
-      </w:tblGrid>
       <w:tr>
         <w:tblPrEx>
           <w:tblBorders>
@@ -1029,6 +1044,7 @@
         <w:tc>
           <w:tcPr>
             <w:tcW w:w="2551" w:type="dxa"/>
+            <w:gridSpan w:val="2"/>
             <w:tcBorders>
               <w:top w:val="single" w:color="auto" w:sz="4" w:space="0"/>
               <w:left w:val="single" w:color="auto" w:sz="4" w:space="0"/>
@@ -1184,6 +1200,7 @@
         <w:tc>
           <w:tcPr>
             <w:tcW w:w="2693" w:type="dxa"/>
+            <w:gridSpan w:val="2"/>
             <w:tcBorders>
               <w:top w:val="single" w:color="auto" w:sz="4" w:space="0"/>
               <w:left w:val="single" w:color="auto" w:sz="4" w:space="0"/>
@@ -1347,17 +1364,20 @@
             <w:r>
               <w:rPr>
                 <w:rFonts w:hint="default" w:cs="Times New Roman"/>
+                <w:i/>
+                <w:iCs/>
                 <w:sz w:val="24"/>
                 <w:szCs w:val="24"/>
                 <w:lang w:val="en-US"/>
               </w:rPr>
-              <w:t>.../.../20...</w:t>
+              <w:t>Ngày.../.../20...</w:t>
             </w:r>
           </w:p>
         </w:tc>
         <w:tc>
           <w:tcPr>
             <w:tcW w:w="2551" w:type="dxa"/>
+            <w:gridSpan w:val="2"/>
             <w:tcBorders>
               <w:top w:val="single" w:color="auto" w:sz="4" w:space="0"/>
             </w:tcBorders>
@@ -1377,11 +1397,13 @@
             <w:r>
               <w:rPr>
                 <w:rFonts w:hint="default" w:cs="Times New Roman"/>
+                <w:i/>
+                <w:iCs/>
                 <w:sz w:val="24"/>
                 <w:szCs w:val="24"/>
                 <w:lang w:val="en-US"/>
               </w:rPr>
-              <w:t>.../.../20…</w:t>
+              <w:t>Ngày.../.../20...</w:t>
             </w:r>
           </w:p>
         </w:tc>
@@ -1406,17 +1428,20 @@
             <w:r>
               <w:rPr>
                 <w:rFonts w:hint="default" w:cs="Times New Roman"/>
+                <w:i/>
+                <w:iCs/>
                 <w:sz w:val="24"/>
                 <w:szCs w:val="24"/>
                 <w:lang w:val="en-US"/>
               </w:rPr>
-              <w:t>.../.../20...</w:t>
+              <w:t>Ngày.../.../20...</w:t>
             </w:r>
           </w:p>
         </w:tc>
         <w:tc>
           <w:tcPr>
             <w:tcW w:w="2693" w:type="dxa"/>
+            <w:gridSpan w:val="2"/>
             <w:tcBorders>
               <w:top w:val="single" w:color="auto" w:sz="4" w:space="0"/>
             </w:tcBorders>
@@ -1436,16 +1461,19 @@
             <w:r>
               <w:rPr>
                 <w:rFonts w:hint="default" w:cs="Times New Roman"/>
+                <w:i/>
+                <w:iCs/>
                 <w:sz w:val="24"/>
                 <w:szCs w:val="24"/>
                 <w:lang w:val="en-US"/>
               </w:rPr>
-              <w:t>.../.../20...</w:t>
+              <w:t>Ngày.../.../20...</w:t>
             </w:r>
           </w:p>
         </w:tc>
       </w:tr>
     </w:tbl>
+    <w:p/>
     <w:p>
       <w:pPr>
         <w:spacing w:line="360" w:lineRule="auto"/>
